--- a/paper_template/长江信息通信/自适应多尺度加权的多变量网络流量预测_czxxtx20261027.docx
+++ b/paper_template/长江信息通信/自适应多尺度加权的多变量网络流量预测_czxxtx20261027.docx
@@ -73,7 +73,10 @@
         <w:t>OD</w:t>
       </w:r>
       <w:r>
-        <w:t>）流量的多尺度变化，提出自适应多尺度加权预测方法。采用</w:t>
+        <w:t>）流量的多尺度变化，提出自适应多尺度加权预测方法。</w:t>
+      </w:r>
+      <w:r>
+        <w:t>采用时间聚合尺度分别为</w:t>
       </w:r>
       <w:r>
         <w:t>1</w:t>
@@ -91,7 +94,10 @@
         <w:t>4</w:t>
       </w:r>
       <w:r>
-        <w:t>尺度的独立分解线性模型（</w:t>
+        <w:t>的三个独立分解线性模型</w:t>
+      </w:r>
+      <w:r>
+        <w:t>（</w:t>
       </w:r>
       <w:r>
         <w:t>decomposition-linear</w:t>
@@ -385,7 +391,7 @@
         <w:t>Abstract:</w:t>
       </w:r>
       <w:r>
-        <w:t xml:space="preserve"> An adaptive multiscale weighting method was developed to model multiscale variations in hourly origin-destination (OD) traffic in backbone networks. Three independent decomposition-linear (DLinear) experts generated candidate forecasts at scales of 1, 2, and 4. Four window statistics determined the fusion weights, while temporal mappings were shared across OD variables. The statistics consisted of the window mean, standard deviation, mean of the last time step, and mean absolute first-order difference. The three scales covered the same historical interval, and each expert produced forecasts at a common output horizon. For the 24-hour task, 96-hour inputs were used, and the adaptive model contained 8 339 parameters on both datasets. The method was evaluated on the Abilene and GÉANT datasets using eight common random seeds. Relative to LightTS, the mean paired reductions in 24-hour mean squared error (MSE) were 25.77% and 43.74%, with parameter counts equivalent to 6.41% and 2.17% of the respective LightTS configurations. On Abilene, high-demand mean absolute error (MAE) and average underestimation error (AUE) decreased by 13.96% and 16.07% relative to DLinear. For one-week forecasting on GÉANT, MSE decreased by 23.16% relative to DLinear. The method combines multiscale forecasts with a small parameter budget.</w:t>
+        <w:t xml:space="preserve"> An adaptive multiscale weighting method was developed to model multiscale variations in hourly origin-destination (OD) traffic in backbone networks. Three independent decomposition-linear (DLinear) experts generated candidate forecasts at scales of 1, 2, and 4. Four window statistics determined the fusion weights, while temporal mappings were shared across OD variables. The method was evaluated on the Abilene and GÉANT datasets. Relative to LightTS, the mean paired reductions in 24-hour mean squared error (MSE) were 25.77% and 43.74%, with parameter counts equivalent to 6.41% and 2.17% of the respective LightTS configurations. On Abilene, high-demand mean absolute error (MAE) and average underestimation error (AUE) decreased by 13.96% and 16.07% relative to DLinear. For one-week forecasting on GÉANT, MSE decreased by 23.16% relative to DLinear. The method combines multiscale forecasts with a small parameter budget.</w:t>
       </w:r>
     </w:p>
     <w:p>
@@ -446,46 +452,25 @@
         <w:t>预测以节点对为变量，在同一历史输入下预测多个节点对的未来变化。</w:t>
       </w:r>
       <w:r>
+        <w:t>然而，小时级流量兼具高频波动与中长期演化趋势，且不同历史窗口的波动幅度与末端状态差异显著。这要求预测模型既能从同一历史时间窗</w:t>
+      </w:r>
+      <w:r>
         <w:rPr>
           <w:rFonts w:hint="eastAsia"/>
         </w:rPr>
-        <w:t>而</w:t>
-      </w:r>
-      <w:r>
-        <w:t>小时级流量兼有逐小时波动与较慢演化趋势，</w:t>
-      </w:r>
-      <w:r>
-        <w:rPr>
-          <w:rFonts w:hint="eastAsia"/>
-        </w:rPr>
-        <w:t>其在</w:t>
-      </w:r>
-      <w:r>
-        <w:t>不同历史窗口</w:t>
-      </w:r>
-      <w:r>
-        <w:rPr>
-          <w:rFonts w:hint="eastAsia"/>
-        </w:rPr>
-        <w:t>中</w:t>
-      </w:r>
-      <w:r>
-        <w:t>的变化幅度和末端状态也各不相同</w:t>
-      </w:r>
-      <w:r>
-        <w:rPr>
-          <w:rFonts w:hint="eastAsia"/>
-        </w:rPr>
-        <w:t>，</w:t>
-      </w:r>
-      <w:r>
-        <w:t>预测模型既需从同一历史范围提取不同时间分辨率的信息，也需根据当前窗口确定各尺度的贡献。对于数百维</w:t>
+        <w:t>口</w:t>
+      </w:r>
+      <w:r>
+        <w:t>内提取多分辨率特征，又能根据当前窗口状态动态分配各尺度的融合权重。</w:t>
+      </w:r>
+      <w:r>
+        <w:t>对数百维的高维</w:t>
       </w:r>
       <w:r>
         <w:t>OD</w:t>
       </w:r>
       <w:r>
-        <w:t>序列，如何在控制参数规模的同时完成上述预测与融合，是本文研究的主要问题。</w:t>
+        <w:t>序列，如何在严格控制参数规模的前提下实现多尺度特征提取与动态融合，是本文亟待解决的核心问题。</w:t>
       </w:r>
     </w:p>
     <w:p>
@@ -493,7 +478,6 @@
         <w:pStyle w:val="JournalBody"/>
       </w:pPr>
       <w:r>
-        <w:lastRenderedPageBreak/>
         <w:t>已有网络流量预测研究从时间依赖、变量关联和周期结构等方面展开。</w:t>
       </w:r>
       <w:r>
@@ -602,13 +586,20 @@
         <w:t>[8]</w:t>
       </w:r>
       <w:r>
-        <w:t>则提供了多尺度混合与采样建模思路。对于小时级</w:t>
+        <w:t>则提</w:t>
+      </w:r>
+      <w:r>
+        <w:lastRenderedPageBreak/>
+        <w:t>供了多尺度混合与采样建模思路。对于小时级</w:t>
       </w:r>
       <w:r>
         <w:t>OD</w:t>
       </w:r>
       <w:r>
-        <w:t>流量，单一时间分辨率难以同时利用细粒度波动与粗粒度趋势，固定等权或全局静态权重又难以随窗口状态调整尺度贡献，需要将多尺度信息提取与轻量自适应融合结合。</w:t>
+        <w:t>流量，单一时间分辨率难以同时利用细粒度波动与粗粒度趋势，固定等权或全局静态权重又难以随窗口状态调整尺度贡献，</w:t>
+      </w:r>
+      <w:r>
+        <w:t>因此，亟需将多尺度特征提取与轻量化自适应融合机制相结合。</w:t>
       </w:r>
     </w:p>
     <w:p>
@@ -616,13 +607,16 @@
         <w:pStyle w:val="JournalBody"/>
       </w:pPr>
       <w:r>
-        <w:t>为此，本文构建由三个独立</w:t>
+        <w:t>本文构建了一种由三个独立</w:t>
       </w:r>
       <w:r>
         <w:t>DLinear</w:t>
       </w:r>
       <w:r>
-        <w:t>专家和四维统计路由组成的预测模型。首先，以</w:t>
+        <w:t>专家分支与四维统计特征路由网络组成的预测模型</w:t>
+      </w:r>
+      <w:r>
+        <w:t>。首先，以</w:t>
       </w:r>
       <w:r>
         <w:t>1</w:t>
@@ -646,13 +640,19 @@
         <w:t>OD</w:t>
       </w:r>
       <w:r>
-        <w:t>变量间共享时间映射参数；随后，以窗口均值、标准差、末时刻均值和平均绝对一阶差分生成样本级融合权重，将候选预测组合为最终输出。该结构以低维路由完成窗口自适应加权，参数量不随</w:t>
+        <w:t>变量间共享时间映射参数；随后，以窗口均值、标准差、末时刻均值和平均绝对一阶差分生成样本级融合权重，将候选预测组合为最终输出。</w:t>
+      </w:r>
+      <w:r>
+        <w:t>该结构仅需极少量的路由参数即可实现窗口级自适应加权，且模型总参数量不随</w:t>
       </w:r>
       <w:r>
         <w:t>OD</w:t>
       </w:r>
       <w:r>
-        <w:t>变量数增加。实验在</w:t>
+        <w:t>变量维度的增加而增长</w:t>
+      </w:r>
+      <w:r>
+        <w:t>。实验在</w:t>
       </w:r>
       <w:r>
         <w:t>Abilene</w:t>
@@ -1487,7 +1487,6 @@
         <w:spacing w:before="60" w:after="60" w:line="252" w:lineRule="auto"/>
       </w:pPr>
       <w:r>
-        <w:lastRenderedPageBreak/>
         <w:tab/>
       </w:r>
       <m:oMath>
@@ -1795,6 +1794,7 @@
         <w:pStyle w:val="JournalBody"/>
       </w:pPr>
       <w:r>
+        <w:lastRenderedPageBreak/>
         <w:t>式中，</w:t>
       </w:r>
       <w:r>
@@ -2495,7 +2495,7 @@
         <w:pStyle w:val="JournalBody"/>
       </w:pPr>
       <w:r>
-        <w:t>式中，移动平均使用端点补齐后的输入。趋势项与余项分别经线性层沿时间维映射，</w:t>
+        <w:t>趋势项与余项分别经线性层沿时间维映射，</w:t>
       </w:r>
       <w:r>
         <w:rPr>
@@ -5490,13 +5490,16 @@
         <w:pStyle w:val="JournalBody"/>
       </w:pPr>
       <w:r>
-        <w:t>该融合方式以窗口统计量驱动尺度权重，既保留各专家的独立预测能力，又以较小的路由网络完成样本级适配。预测输出仍保留每个</w:t>
-      </w:r>
-      <w:r>
-        <w:t>OD</w:t>
-      </w:r>
-      <w:r>
-        <w:t>变量与每个未来时间点，形成统一的多变量多步预测结果。</w:t>
+        <w:t>该融合方式以窗口统计量驱动尺度权重，既保留各专家的独立预测能力，又以较小的路由网络</w:t>
+      </w:r>
+      <w:r>
+        <w:rPr>
+          <w:rFonts w:hint="eastAsia"/>
+        </w:rPr>
+        <w:t>实现了</w:t>
+      </w:r>
+      <w:r>
+        <w:t>样本级适配。</w:t>
       </w:r>
     </w:p>
     <w:p>
@@ -5568,7 +5571,6 @@
         <w:spacing w:before="60" w:after="60" w:line="252" w:lineRule="auto"/>
       </w:pPr>
       <w:r>
-        <w:lastRenderedPageBreak/>
         <w:tab/>
       </w:r>
       <m:oMath>
@@ -5968,6 +5970,7 @@
         <w:pStyle w:val="JournalBody"/>
       </w:pPr>
       <w:r>
+        <w:lastRenderedPageBreak/>
         <w:t>采用自适应矩估计（</w:t>
       </w:r>
       <w:r>
@@ -6258,7 +6261,25 @@
         <w:t>0.23%</w:t>
       </w:r>
       <w:r>
-        <w:t>。该结构以固定规模的窗口特征和路由网络完成不同</w:t>
+        <w:t>。该结构</w:t>
+      </w:r>
+      <w:r>
+        <w:rPr>
+          <w:rFonts w:hint="eastAsia"/>
+        </w:rPr>
+        <w:t>通过</w:t>
+      </w:r>
+      <w:r>
+        <w:t>固定规模的窗口特征和路由网络</w:t>
+      </w:r>
+      <w:r>
+        <w:rPr>
+          <w:rFonts w:hint="eastAsia"/>
+        </w:rPr>
+        <w:t>实现了</w:t>
+      </w:r>
+      <w:r>
+        <w:t>不同</w:t>
       </w:r>
       <w:r>
         <w:t>OD</w:t>
@@ -6524,7 +6545,10 @@
         <w:t>0</w:t>
       </w:r>
       <w:r>
-        <w:t>，负值截为</w:t>
+        <w:t>，</w:t>
+      </w:r>
+      <w:r>
+        <w:t>异常负值截断为</w:t>
       </w:r>
       <w:r>
         <w:t>0</w:t>
@@ -7856,13 +7880,28 @@
         <w:pStyle w:val="JournalBody"/>
       </w:pPr>
       <w:r>
-        <w:t>误差报告均值</w:t>
+        <w:t>实验结果以</w:t>
+      </w:r>
+      <w:r>
+        <w:t>“</w:t>
+      </w:r>
+      <w:r>
+        <w:t>均值</w:t>
       </w:r>
       <w:r>
         <w:t>±</w:t>
       </w:r>
       <w:r>
-        <w:t>样本标准差，图中误差线表示样本标准差。相对降幅先按相同随机种子的结果配对计算，再取八次重复的均值。评价指标在对数变换与逐变量标准化后的空间计算，测试集</w:t>
+        <w:t>样本标准差</w:t>
+      </w:r>
+      <w:r>
+        <w:t>”</w:t>
+      </w:r>
+      <w:r>
+        <w:t>的形式呈现</w:t>
+      </w:r>
+      <w:r>
+        <w:t>，图中误差线表示样本标准差。相对降幅先按相同随机种子的结果配对计算，再取八次重复的均值。评价指标在对数变换与逐变量标准化后的空间计算，测试集</w:t>
       </w:r>
       <w:r>
         <w:t>MSE</w:t>
@@ -8362,60 +8401,45 @@
         <w:t>LightTS</w:t>
       </w:r>
       <w:r>
-        <w:t>为基线，分别考察多尺度自适应融合的预测收益及参数代价，结果见表</w:t>
-      </w:r>
-      <w:r>
-        <w:t>2</w:t>
-      </w:r>
-      <w:r>
-        <w:t>。图</w:t>
-      </w:r>
-      <w:r>
-        <w:t>2</w:t>
-      </w:r>
-      <w:r>
-        <w:t>给出同一种子下的相对误差降幅与参数量比例。</w:t>
-      </w:r>
-      <w:r>
-        <w:t xml:space="preserve"> </w:t>
-      </w:r>
-      <w:r>
-        <w:t>散点表示单次配对，菱形及误差线表示均值</w:t>
-      </w:r>
-      <w:r>
-        <w:t>±</w:t>
-      </w:r>
-      <w:r>
-        <w:t>样本标准差；（</w:t>
-      </w:r>
-      <w:r>
-        <w:t>a</w:t>
-      </w:r>
-      <w:r>
-        <w:t>）、（</w:t>
-      </w:r>
-      <w:r>
-        <w:t>b</w:t>
-      </w:r>
-      <w:r>
-        <w:t>）分别</w:t>
+        <w:t>为基线，分别考察多尺度自适应融合的预测</w:t>
       </w:r>
       <w:r>
         <w:rPr>
           <w:rFonts w:hint="eastAsia"/>
         </w:rPr>
-        <w:t>对应</w:t>
-      </w:r>
-      <w:r>
-        <w:t>Abilene</w:t>
-      </w:r>
-      <w:r>
-        <w:t>和</w:t>
-      </w:r>
-      <w:r>
-        <w:t>GÉANT</w:t>
-      </w:r>
-      <w:r>
+        <w:t>精度</w:t>
+      </w:r>
+      <w:r>
+        <w:t>及参数</w:t>
+      </w:r>
+      <w:r>
+        <w:rPr>
+          <w:rFonts w:hint="eastAsia"/>
+        </w:rPr>
+        <w:t>开销</w:t>
+      </w:r>
+      <w:r>
+        <w:t>，结果见表</w:t>
+      </w:r>
+      <w:r>
+        <w:t>2</w:t>
+      </w:r>
+      <w:r>
+        <w:t>。</w:t>
+      </w:r>
+      <w:r>
+        <w:t>图</w:t>
+      </w:r>
+      <w:r>
+        <w:t>2</w:t>
+      </w:r>
+      <w:r>
+        <w:t>展示了相同随机种子下本文方法相对于基线模型的误差降幅分布及参数量占比</w:t>
+      </w:r>
+      <w:r>
+        <w:rPr>
+          <w:rFonts w:hint="eastAsia"/>
+        </w:rPr>
         <w:t>。</w:t>
       </w:r>
     </w:p>
@@ -9834,13 +9858,22 @@
         <w:t>1/3</w:t>
       </w:r>
       <w:r>
-        <w:t>；全局权重以三个可训练分数生成所有窗口共用的权重；恒定路由保留与本文相同的两层网络，输入全零特征。三种对照均由真实历史序列驱动专家，结果见表</w:t>
+        <w:t>；全局权重以三个可训练分数生成所有窗口共用的权重；恒定路由保留与本文相同的两层网络，输入全零特征。</w:t>
+      </w:r>
+      <w:r>
+        <w:t>上述三种消融模型的</w:t>
+      </w:r>
+      <w:r>
+        <w:t>DLinear</w:t>
+      </w:r>
+      <w:r>
+        <w:t>专家分支均输入真实历史序列，实验结果如表</w:t>
       </w:r>
       <w:r>
         <w:t>3</w:t>
       </w:r>
       <w:r>
-        <w:t>。</w:t>
+        <w:t>所示。</w:t>
       </w:r>
     </w:p>
     <w:p>
@@ -11313,7 +11346,19 @@
         <w:pStyle w:val="JournalBody"/>
       </w:pPr>
       <w:r>
-        <w:t>恒定路由与本文方法具有相同网络结构和参数量，两者差别在于是否输入真实窗口统计特征。本文方法取得更低误差，说明窗口信息驱动的权重计算为融合带来了预测收益。在三个多尺度对照之上，本文方法通过样本级尺度调整取得了进一步改善，体现了四维统计特征与自适应加权的作用。</w:t>
+        <w:t>恒定路由与本文方法具有相同网络结构和参数量，两者差别在于是否输入真实窗口统计特征。本文方法取得更低误差，说明窗口信息驱动的权重计算为融合带来了</w:t>
+      </w:r>
+      <w:r>
+        <w:rPr>
+          <w:rFonts w:hint="eastAsia"/>
+        </w:rPr>
+        <w:t>预测精度提升</w:t>
+      </w:r>
+      <w:r>
+        <w:t>。</w:t>
+      </w:r>
+      <w:r>
+        <w:t>相比三种多尺度消融变体，本文方法通过引入样本级权重动态调节进一步降低了预测误差，验证了四维窗口统计特征与自适应加权机制的有效性。</w:t>
       </w:r>
     </w:p>
     <w:p>
@@ -11332,7 +11377,10 @@
         <w:pStyle w:val="JournalBody"/>
       </w:pPr>
       <w:r>
-        <w:t>高需求目标点的预测有助于提前估计较大流量需求。以训练集各</w:t>
+        <w:t>准确预测高负载时段的峰值流量，对于骨干网拥塞规避与冗余带宽预留具有重要的工程意义。</w:t>
+      </w:r>
+      <w:r>
+        <w:t>以训练集各</w:t>
       </w:r>
       <w:r>
         <w:t>OD</w:t>
@@ -11754,58 +11802,19 @@
         <w:t>AUE</w:t>
       </w:r>
       <w:r>
-        <w:t>对正向低估量取平均，数值越小表示低估幅度越小。两项指标均在标准化空间计算，结果见图</w:t>
-      </w:r>
-      <w:r>
-        <w:t>3</w:t>
-      </w:r>
-      <w:r>
-        <w:t>。</w:t>
-      </w:r>
-      <w:r>
-        <w:t xml:space="preserve"> </w:t>
-      </w:r>
-      <w:r>
-        <w:t>散点表示单次重复，圆形和方形分别表示</w:t>
-      </w:r>
-      <w:r>
-        <w:t>MAE</w:t>
-      </w:r>
-      <w:r>
-        <w:t>和</w:t>
-      </w:r>
-      <w:r>
-        <w:t>AUE</w:t>
-      </w:r>
-      <w:r>
-        <w:t>，误差线表示样本标准差；（</w:t>
-      </w:r>
-      <w:r>
-        <w:t>a</w:t>
-      </w:r>
-      <w:r>
-        <w:t>）、（</w:t>
-      </w:r>
-      <w:r>
-        <w:t>b</w:t>
-      </w:r>
-      <w:r>
-        <w:t>）分别</w:t>
+        <w:t>对正向低估量取平均，数值越小表示低估幅度越小。两项指标均在标准化空间计算，</w:t>
       </w:r>
       <w:r>
         <w:rPr>
           <w:rFonts w:hint="eastAsia"/>
         </w:rPr>
-        <w:t>对应</w:t>
-      </w:r>
-      <w:r>
-        <w:t>Abilene</w:t>
-      </w:r>
-      <w:r>
-        <w:t>和</w:t>
-      </w:r>
-      <w:r>
-        <w:t>GÉANT</w:t>
+        <w:t>本文方法与各对比方法的误差分布</w:t>
+      </w:r>
+      <w:r>
+        <w:t>见图</w:t>
+      </w:r>
+      <w:r>
+        <w:t>3</w:t>
       </w:r>
       <w:r>
         <w:t>。</w:t>
@@ -11823,9 +11832,9 @@
           <w:noProof/>
         </w:rPr>
         <w:drawing>
-          <wp:inline distT="0" distB="0" distL="0" distR="0" wp14:anchorId="4F092AB2" wp14:editId="2DB7D2EB">
-            <wp:extent cx="4966716" cy="2423160"/>
-            <wp:effectExtent l="0" t="0" r="0" b="0"/>
+          <wp:inline distT="0" distB="0" distL="0" distR="0" wp14:anchorId="4F092AB2" wp14:editId="118079C7">
+            <wp:extent cx="4966335" cy="2143125"/>
+            <wp:effectExtent l="0" t="0" r="5715" b="9525"/>
             <wp:docPr id="103" name="图3" descr="图3 灰度图"/>
             <wp:cNvGraphicFramePr>
               <a:graphicFrameLocks xmlns:a="http://schemas.openxmlformats.org/drawingml/2006/main" noChangeAspect="1"/>
@@ -11837,20 +11846,29 @@
                     <pic:cNvPr id="0" name="图3.png"/>
                     <pic:cNvPicPr/>
                   </pic:nvPicPr>
-                  <pic:blipFill>
+                  <pic:blipFill rotWithShape="1">
                     <a:blip r:embed="rId9"/>
+                    <a:srcRect b="11550"/>
                     <a:stretch>
                       <a:fillRect/>
                     </a:stretch>
                   </pic:blipFill>
-                  <pic:spPr>
+                  <pic:spPr bwMode="auto">
                     <a:xfrm>
                       <a:off x="0" y="0"/>
-                      <a:ext cx="4966716" cy="2423160"/>
+                      <a:ext cx="4966716" cy="2143289"/>
                     </a:xfrm>
                     <a:prstGeom prst="rect">
                       <a:avLst/>
                     </a:prstGeom>
+                    <a:ln>
+                      <a:noFill/>
+                    </a:ln>
+                    <a:extLst>
+                      <a:ext uri="{53640926-AAD7-44D8-BBD7-CCE9431645EC}">
+                        <a14:shadowObscured xmlns:a14="http://schemas.microsoft.com/office/drawing/2010/main"/>
+                      </a:ext>
+                    </a:extLst>
                   </pic:spPr>
                 </pic:pic>
               </a:graphicData>
@@ -11937,7 +11955,13 @@
         <w:t>0.577</w:t>
       </w:r>
       <w:r>
-        <w:t>，均低于图中所设对照。</w:t>
+        <w:t>，</w:t>
+      </w:r>
+      <w:r>
+        <w:t>均显著优于各对比方法</w:t>
+      </w:r>
+      <w:r>
+        <w:t>。</w:t>
       </w:r>
       <w:r>
         <w:t>Abilene</w:t>
@@ -12854,7 +12878,22 @@
         <w:t>11.19%</w:t>
       </w:r>
       <w:r>
-        <w:t>。八个共同随机种子下，相对四种对照的</w:t>
+        <w:t>。</w:t>
+      </w:r>
+      <w:r>
+        <w:t>在</w:t>
+      </w:r>
+      <w:r>
+        <w:t>8</w:t>
+      </w:r>
+      <w:r>
+        <w:t>组相同随机种子下，本文方法相较于</w:t>
+      </w:r>
+      <w:r>
+        <w:t>4</w:t>
+      </w:r>
+      <w:r>
+        <w:t>种对比模型的</w:t>
       </w:r>
       <w:r>
         <w:t>MSE</w:t>
@@ -12866,7 +12905,7 @@
         <w:t>MAE</w:t>
       </w:r>
       <w:r>
-        <w:t>配对降幅均为正，显示出一致的预测收益。</w:t>
+        <w:t>降幅均保持正值，体现出稳定且一致的精度优势。</w:t>
       </w:r>
     </w:p>
     <w:p>
@@ -12904,13 +12943,16 @@
         <w:t>0.23%</w:t>
       </w:r>
       <w:r>
-        <w:t>。较长预测区间上的误差改善与固定路由规模相结合，进一步体现了该结构在多步</w:t>
+        <w:t>。</w:t>
+      </w:r>
+      <w:r>
+        <w:t>在长周期预测任务中，模型在保持路由网络极低参数开销的同时显著降低了预测误差，进一步彰显了该架构在多步</w:t>
       </w:r>
       <w:r>
         <w:t>OD</w:t>
       </w:r>
       <w:r>
-        <w:t>流量预测中的精度与轻量化优势。</w:t>
+        <w:t>流量预测中的高精与轻量化优势。</w:t>
       </w:r>
     </w:p>
     <w:p>
@@ -12950,7 +12992,13 @@
         <w:t>OD</w:t>
       </w:r>
       <w:r>
-        <w:t>变量间共享时间映射，以低参数量完成</w:t>
+        <w:t>变量间共享时间映射，以低参数量</w:t>
+      </w:r>
+      <w:r>
+        <w:rPr>
+          <w:rFonts w:hint="eastAsia"/>
+        </w:rPr>
+        <w:t>实现</w:t>
       </w:r>
       <w:r>
         <w:rPr>
@@ -13033,7 +13081,16 @@
         <w:t>2.17%</w:t>
       </w:r>
       <w:r>
-        <w:t>；融合消融验证了窗口自适应加权的预测收益。</w:t>
+        <w:t>；融合消融验证了窗口自适应加权的预测</w:t>
+      </w:r>
+      <w:r>
+        <w:rPr>
+          <w:rFonts w:hint="eastAsia"/>
+        </w:rPr>
+        <w:t>有效性</w:t>
+      </w:r>
+      <w:r>
+        <w:t>。</w:t>
       </w:r>
       <w:r>
         <w:t>Abilene</w:t>
@@ -13063,7 +13120,6 @@
         <w:t>DLinear</w:t>
       </w:r>
       <w:r>
-        <w:lastRenderedPageBreak/>
         <w:t>降低</w:t>
       </w:r>
       <w:r>
@@ -13118,31 +13174,20 @@
         <w:t>11.16%</w:t>
       </w:r>
       <w:r>
-        <w:t>。该方法兼顾总体精度、高需求预测和较长预测区间，为骨干网</w:t>
-      </w:r>
-      <w:r>
-        <w:rPr>
-          <w:rFonts w:hint="eastAsia"/>
-        </w:rPr>
-        <w:t>的</w:t>
-      </w:r>
-      <w:r>
-        <w:t>小时级</w:t>
+        <w:t>。</w:t>
+      </w:r>
+      <w:r>
+        <w:t>该方法兼</w:t>
+      </w:r>
+      <w:r>
+        <w:lastRenderedPageBreak/>
+        <w:t>顾了整体预测精度、峰值流量刻画能力与长周期外推稳定性，为骨干网小时级</w:t>
       </w:r>
       <w:r>
         <w:t>OD</w:t>
       </w:r>
       <w:r>
-        <w:t>流量需求分析提供了</w:t>
-      </w:r>
-      <w:r>
-        <w:rPr>
-          <w:rFonts w:hint="eastAsia"/>
-        </w:rPr>
-        <w:t>一种</w:t>
-      </w:r>
-      <w:r>
-        <w:t>轻量预测方法。</w:t>
+        <w:t>流量需求评估提供了一种高效、轻量的解决方案。</w:t>
       </w:r>
     </w:p>
     <w:p>
@@ -13340,7 +13385,10 @@
         <w:jc w:val="left"/>
       </w:pPr>
       <w:r>
-        <w:t>[8] LIU X, WANG W. Deep time series forecasting models: a comprehensive survey[J]. Mathematics, 2024, 12(10): 1504. DOI: 10.3390/math12101504.</w:t>
+        <w:t xml:space="preserve">[8] </w:t>
+      </w:r>
+      <w:r>
+        <w:t>ZHANG T, ZHANG Y, CAO W, et al. Less Is More: Fast Multivariate Time Series Forecasting with Light Sampling-oriented MLP Structures[EB/OL]. (2022-07-04)[2026-10-27]. arXiv:2207.01186.</w:t>
       </w:r>
     </w:p>
     <w:p>
@@ -13937,7 +13985,6 @@
   <w:style w:type="character" w:default="1" w:styleId="a0">
     <w:name w:val="Default Paragraph Font"/>
     <w:uiPriority w:val="1"/>
-    <w:semiHidden/>
     <w:unhideWhenUsed/>
   </w:style>
   <w:style w:type="table" w:default="1" w:styleId="a1">
